--- a/docs/semana-4/Desarrollo_proyecto_grupo8_semana4.docx
+++ b/docs/semana-4/Desarrollo_proyecto_grupo8_semana4.docx
@@ -3134,543 +3134,475 @@
           <w:rFonts w:cs="Arial"/>
           <w:sz w:val="22"/>
         </w:rPr>
-        <w:t xml:space="preserve">El modelo de datos oficial se compone de 21 tablas en el script </w:t>
-      </w:r>
-      <w:proofErr w:type="spellStart"/>
-      <w:r>
-        <w:rPr>
-          <w:rFonts w:cs="Arial"/>
-          <w:sz w:val="22"/>
-        </w:rPr>
-        <w:t>schema.sql</w:t>
-      </w:r>
-      <w:proofErr w:type="spellEnd"/>
-      <w:r>
-        <w:rPr>
-          <w:rFonts w:cs="Arial"/>
-          <w:sz w:val="22"/>
-        </w:rPr>
-        <w:t xml:space="preserve">. Para el alcance </w:t>
-      </w:r>
-      <w:proofErr w:type="spellStart"/>
-      <w:r>
-        <w:rPr>
-          <w:rFonts w:cs="Arial"/>
-          <w:sz w:val="22"/>
-        </w:rPr>
-        <w:t>MVP</w:t>
-      </w:r>
-      <w:proofErr w:type="spellEnd"/>
-      <w:r>
-        <w:rPr>
-          <w:rFonts w:cs="Arial"/>
-          <w:sz w:val="22"/>
-        </w:rPr>
-        <w:t xml:space="preserve"> documentado en el diagrama ER se consideran 19 entidades principales, excluyendo </w:t>
-      </w:r>
-      <w:proofErr w:type="spellStart"/>
-      <w:r>
-        <w:rPr>
-          <w:rFonts w:cs="Arial"/>
-          <w:sz w:val="22"/>
-        </w:rPr>
-        <w:t>chat_rooms</w:t>
-      </w:r>
-      <w:proofErr w:type="spellEnd"/>
-      <w:r>
-        <w:rPr>
-          <w:rFonts w:cs="Arial"/>
-          <w:sz w:val="22"/>
-        </w:rPr>
-        <w:t xml:space="preserve"> </w:t>
-      </w:r>
-      <w:r>
-        <w:rPr>
-          <w:rFonts w:cs="Arial"/>
-          <w:sz w:val="22"/>
-        </w:rPr>
-        <w:lastRenderedPageBreak/>
-        <w:t xml:space="preserve">y </w:t>
-      </w:r>
-      <w:proofErr w:type="spellStart"/>
-      <w:r>
-        <w:rPr>
-          <w:rFonts w:cs="Arial"/>
-          <w:sz w:val="22"/>
-        </w:rPr>
-        <w:t>chat_messages</w:t>
-      </w:r>
-      <w:proofErr w:type="spellEnd"/>
-      <w:r>
-        <w:rPr>
-          <w:rFonts w:cs="Arial"/>
-          <w:sz w:val="22"/>
-        </w:rPr>
-        <w:t xml:space="preserve"> por corresponder a funcionalidad experimental/post-</w:t>
-      </w:r>
-      <w:proofErr w:type="spellStart"/>
-      <w:r>
-        <w:rPr>
-          <w:rFonts w:cs="Arial"/>
-          <w:sz w:val="22"/>
-        </w:rPr>
-        <w:t>MVP</w:t>
-      </w:r>
-      <w:proofErr w:type="spellEnd"/>
-      <w:r>
-        <w:rPr>
-          <w:rFonts w:cs="Arial"/>
-          <w:sz w:val="22"/>
-        </w:rPr>
-        <w:t>. Las tablas se organizan en cuatro dominios: Identidad (</w:t>
-      </w:r>
-      <w:proofErr w:type="spellStart"/>
-      <w:r>
-        <w:rPr>
-          <w:rFonts w:cs="Arial"/>
-          <w:sz w:val="22"/>
-        </w:rPr>
-        <w:t>users</w:t>
-      </w:r>
-      <w:proofErr w:type="spellEnd"/>
-      <w:r>
-        <w:rPr>
-          <w:rFonts w:cs="Arial"/>
-          <w:sz w:val="22"/>
-        </w:rPr>
-        <w:t>, roles por campo role), Estructura académica (</w:t>
-      </w:r>
-      <w:proofErr w:type="spellStart"/>
-      <w:r>
-        <w:rPr>
-          <w:rFonts w:cs="Arial"/>
-          <w:sz w:val="22"/>
-        </w:rPr>
-        <w:t>levels</w:t>
-      </w:r>
-      <w:proofErr w:type="spellEnd"/>
-      <w:r>
-        <w:rPr>
-          <w:rFonts w:cs="Arial"/>
-          <w:sz w:val="22"/>
-        </w:rPr>
-        <w:t xml:space="preserve">, </w:t>
-      </w:r>
-      <w:proofErr w:type="spellStart"/>
-      <w:r>
-        <w:rPr>
-          <w:rFonts w:cs="Arial"/>
-          <w:sz w:val="22"/>
-        </w:rPr>
-        <w:t>cycles</w:t>
-      </w:r>
-      <w:proofErr w:type="spellEnd"/>
-      <w:r>
-        <w:rPr>
-          <w:rFonts w:cs="Arial"/>
-          <w:sz w:val="22"/>
-        </w:rPr>
-        <w:t xml:space="preserve">, </w:t>
-      </w:r>
-      <w:proofErr w:type="spellStart"/>
-      <w:r>
-        <w:rPr>
-          <w:rFonts w:cs="Arial"/>
-          <w:sz w:val="22"/>
-        </w:rPr>
-        <w:t>cycle_levels</w:t>
-      </w:r>
-      <w:proofErr w:type="spellEnd"/>
-      <w:r>
-        <w:rPr>
-          <w:rFonts w:cs="Arial"/>
-          <w:sz w:val="22"/>
-        </w:rPr>
-        <w:t xml:space="preserve">, </w:t>
-      </w:r>
-      <w:proofErr w:type="spellStart"/>
-      <w:r>
-        <w:rPr>
-          <w:rFonts w:cs="Arial"/>
-          <w:sz w:val="22"/>
-        </w:rPr>
-        <w:t>students</w:t>
-      </w:r>
-      <w:proofErr w:type="spellEnd"/>
-      <w:r>
-        <w:rPr>
-          <w:rFonts w:cs="Arial"/>
-          <w:sz w:val="22"/>
-        </w:rPr>
-        <w:t xml:space="preserve">, </w:t>
-      </w:r>
-      <w:proofErr w:type="spellStart"/>
-      <w:r>
-        <w:rPr>
-          <w:rFonts w:cs="Arial"/>
-          <w:sz w:val="22"/>
-        </w:rPr>
-        <w:t>student_profiles</w:t>
-      </w:r>
-      <w:proofErr w:type="spellEnd"/>
-      <w:r>
-        <w:rPr>
-          <w:rFonts w:cs="Arial"/>
-          <w:sz w:val="22"/>
-        </w:rPr>
-        <w:t xml:space="preserve">, </w:t>
-      </w:r>
-      <w:proofErr w:type="spellStart"/>
-      <w:r>
-        <w:rPr>
-          <w:rFonts w:cs="Arial"/>
-          <w:sz w:val="22"/>
-        </w:rPr>
-        <w:t>guardian_students</w:t>
-      </w:r>
-      <w:proofErr w:type="spellEnd"/>
-      <w:r>
-        <w:rPr>
-          <w:rFonts w:cs="Arial"/>
-          <w:sz w:val="22"/>
-        </w:rPr>
-        <w:t xml:space="preserve">, </w:t>
-      </w:r>
-      <w:proofErr w:type="spellStart"/>
-      <w:r>
-        <w:rPr>
-          <w:rFonts w:cs="Arial"/>
-          <w:sz w:val="22"/>
-        </w:rPr>
-        <w:t>courses</w:t>
-      </w:r>
-      <w:proofErr w:type="spellEnd"/>
-      <w:r>
-        <w:rPr>
-          <w:rFonts w:cs="Arial"/>
-          <w:sz w:val="22"/>
-        </w:rPr>
-        <w:t xml:space="preserve">, </w:t>
-      </w:r>
-      <w:proofErr w:type="spellStart"/>
-      <w:r>
-        <w:rPr>
-          <w:rFonts w:cs="Arial"/>
-          <w:sz w:val="22"/>
-        </w:rPr>
-        <w:t>subjects</w:t>
-      </w:r>
-      <w:proofErr w:type="spellEnd"/>
-      <w:r>
-        <w:rPr>
-          <w:rFonts w:cs="Arial"/>
-          <w:sz w:val="22"/>
-        </w:rPr>
-        <w:t xml:space="preserve">, </w:t>
-      </w:r>
-      <w:proofErr w:type="spellStart"/>
-      <w:r>
-        <w:rPr>
-          <w:rFonts w:cs="Arial"/>
-          <w:sz w:val="22"/>
-        </w:rPr>
-        <w:t>course_students</w:t>
-      </w:r>
-      <w:proofErr w:type="spellEnd"/>
-      <w:r>
-        <w:rPr>
-          <w:rFonts w:cs="Arial"/>
-          <w:sz w:val="22"/>
-        </w:rPr>
-        <w:t xml:space="preserve">, </w:t>
-      </w:r>
-      <w:proofErr w:type="spellStart"/>
-      <w:r>
-        <w:rPr>
-          <w:rFonts w:cs="Arial"/>
-          <w:sz w:val="22"/>
-        </w:rPr>
-        <w:t>course_teachers</w:t>
-      </w:r>
-      <w:proofErr w:type="spellEnd"/>
-      <w:r>
-        <w:rPr>
-          <w:rFonts w:cs="Arial"/>
-          <w:sz w:val="22"/>
-        </w:rPr>
-        <w:t>), Actividad académica (</w:t>
-      </w:r>
-      <w:proofErr w:type="spellStart"/>
-      <w:r>
-        <w:rPr>
-          <w:rFonts w:cs="Arial"/>
-          <w:sz w:val="22"/>
-        </w:rPr>
-        <w:t>evaluations</w:t>
-      </w:r>
-      <w:proofErr w:type="spellEnd"/>
-      <w:r>
-        <w:rPr>
-          <w:rFonts w:cs="Arial"/>
-          <w:sz w:val="22"/>
-        </w:rPr>
-        <w:t xml:space="preserve">, grades, </w:t>
-      </w:r>
-      <w:proofErr w:type="spellStart"/>
-      <w:r>
-        <w:rPr>
-          <w:rFonts w:cs="Arial"/>
-          <w:sz w:val="22"/>
-        </w:rPr>
-        <w:t>attendance</w:t>
-      </w:r>
-      <w:proofErr w:type="spellEnd"/>
-      <w:r>
-        <w:rPr>
-          <w:rFonts w:cs="Arial"/>
-          <w:sz w:val="22"/>
-        </w:rPr>
-        <w:t xml:space="preserve">, </w:t>
-      </w:r>
-      <w:proofErr w:type="spellStart"/>
-      <w:r>
-        <w:rPr>
-          <w:rFonts w:cs="Arial"/>
-          <w:sz w:val="22"/>
-        </w:rPr>
-        <w:t>student_annotations</w:t>
-      </w:r>
-      <w:proofErr w:type="spellEnd"/>
-      <w:r>
-        <w:rPr>
-          <w:rFonts w:cs="Arial"/>
-          <w:sz w:val="22"/>
-        </w:rPr>
-        <w:t xml:space="preserve">) y Comunicación (posts, </w:t>
-      </w:r>
-      <w:proofErr w:type="spellStart"/>
-      <w:r>
-        <w:rPr>
-          <w:rFonts w:cs="Arial"/>
-          <w:sz w:val="22"/>
-        </w:rPr>
-        <w:t>comments</w:t>
-      </w:r>
-      <w:proofErr w:type="spellEnd"/>
-      <w:r>
-        <w:rPr>
-          <w:rFonts w:cs="Arial"/>
-          <w:sz w:val="22"/>
-        </w:rPr>
-        <w:t xml:space="preserve">, </w:t>
-      </w:r>
-      <w:proofErr w:type="spellStart"/>
-      <w:r>
-        <w:rPr>
-          <w:rFonts w:cs="Arial"/>
-          <w:sz w:val="22"/>
-        </w:rPr>
-        <w:t>calendar_events</w:t>
-      </w:r>
-      <w:proofErr w:type="spellEnd"/>
-      <w:r>
-        <w:rPr>
-          <w:rFonts w:cs="Arial"/>
-          <w:sz w:val="22"/>
-        </w:rPr>
-        <w:t xml:space="preserve">, </w:t>
-      </w:r>
-      <w:proofErr w:type="spellStart"/>
-      <w:r>
-        <w:rPr>
-          <w:rFonts w:cs="Arial"/>
-          <w:sz w:val="22"/>
-        </w:rPr>
-        <w:t>notification_logs</w:t>
-      </w:r>
-      <w:proofErr w:type="spellEnd"/>
-      <w:r>
-        <w:rPr>
-          <w:rFonts w:cs="Arial"/>
-          <w:sz w:val="22"/>
-        </w:rPr>
-        <w:t xml:space="preserve">). La tabla </w:t>
-      </w:r>
-      <w:proofErr w:type="spellStart"/>
-      <w:r>
-        <w:rPr>
-          <w:rFonts w:cs="Arial"/>
-          <w:sz w:val="22"/>
-        </w:rPr>
-        <w:t>students</w:t>
-      </w:r>
-      <w:proofErr w:type="spellEnd"/>
-      <w:r>
-        <w:rPr>
-          <w:rFonts w:cs="Arial"/>
-          <w:sz w:val="22"/>
-        </w:rPr>
-        <w:t xml:space="preserve"> vincula a un usuario del sistema (</w:t>
-      </w:r>
-      <w:proofErr w:type="spellStart"/>
-      <w:r>
-        <w:rPr>
-          <w:rFonts w:cs="Arial"/>
-          <w:sz w:val="22"/>
-        </w:rPr>
-        <w:t>student_user_id</w:t>
-      </w:r>
-      <w:proofErr w:type="spellEnd"/>
-      <w:r>
-        <w:rPr>
-          <w:rFonts w:cs="Arial"/>
-          <w:sz w:val="22"/>
-        </w:rPr>
-        <w:t>) y a un apoderado (</w:t>
-      </w:r>
-      <w:proofErr w:type="spellStart"/>
-      <w:r>
-        <w:rPr>
-          <w:rFonts w:cs="Arial"/>
-          <w:sz w:val="22"/>
-        </w:rPr>
-        <w:t>guardian_id</w:t>
-      </w:r>
-      <w:proofErr w:type="spellEnd"/>
-      <w:r>
-        <w:rPr>
-          <w:rFonts w:cs="Arial"/>
-          <w:sz w:val="22"/>
-        </w:rPr>
-        <w:t xml:space="preserve">), ambas </w:t>
-      </w:r>
-      <w:proofErr w:type="spellStart"/>
-      <w:r>
-        <w:rPr>
-          <w:rFonts w:cs="Arial"/>
-          <w:sz w:val="22"/>
-        </w:rPr>
-        <w:t>FK</w:t>
-      </w:r>
-      <w:proofErr w:type="spellEnd"/>
-      <w:r>
-        <w:rPr>
-          <w:rFonts w:cs="Arial"/>
-          <w:sz w:val="22"/>
-        </w:rPr>
-        <w:t xml:space="preserve"> hacia </w:t>
-      </w:r>
-      <w:proofErr w:type="spellStart"/>
-      <w:r>
-        <w:rPr>
-          <w:rFonts w:cs="Arial"/>
-          <w:sz w:val="22"/>
-        </w:rPr>
-        <w:t>users</w:t>
-      </w:r>
-      <w:proofErr w:type="spellEnd"/>
-      <w:r>
-        <w:rPr>
-          <w:rFonts w:cs="Arial"/>
-          <w:sz w:val="22"/>
-        </w:rPr>
-        <w:t xml:space="preserve">. Los cursos se relacionan con estudiantes y docentes mediante tablas </w:t>
-      </w:r>
-      <w:proofErr w:type="spellStart"/>
-      <w:r>
-        <w:rPr>
-          <w:rFonts w:cs="Arial"/>
-          <w:sz w:val="22"/>
-        </w:rPr>
-        <w:t>pivot</w:t>
-      </w:r>
-      <w:proofErr w:type="spellEnd"/>
-      <w:r>
-        <w:rPr>
-          <w:rFonts w:cs="Arial"/>
-          <w:sz w:val="22"/>
-        </w:rPr>
-        <w:t xml:space="preserve"> (</w:t>
-      </w:r>
-      <w:proofErr w:type="spellStart"/>
-      <w:r>
-        <w:rPr>
-          <w:rFonts w:cs="Arial"/>
-          <w:sz w:val="22"/>
-        </w:rPr>
-        <w:t>course_students</w:t>
-      </w:r>
-      <w:proofErr w:type="spellEnd"/>
-      <w:r>
-        <w:rPr>
-          <w:rFonts w:cs="Arial"/>
-          <w:sz w:val="22"/>
-        </w:rPr>
-        <w:t xml:space="preserve">, </w:t>
-      </w:r>
-      <w:proofErr w:type="spellStart"/>
-      <w:r>
-        <w:rPr>
-          <w:rFonts w:cs="Arial"/>
-          <w:sz w:val="22"/>
-        </w:rPr>
-        <w:t>course_teachers</w:t>
-      </w:r>
-      <w:proofErr w:type="spellEnd"/>
-      <w:r>
-        <w:rPr>
-          <w:rFonts w:cs="Arial"/>
-          <w:sz w:val="22"/>
-        </w:rPr>
-        <w:t xml:space="preserve">). Las evaluaciones pertenecen a un curso y a una asignatura; las notas (grades) referencian evaluación y estudiante. La tabla </w:t>
-      </w:r>
-      <w:proofErr w:type="spellStart"/>
-      <w:r>
-        <w:rPr>
-          <w:rFonts w:cs="Arial"/>
-          <w:sz w:val="22"/>
-        </w:rPr>
-        <w:t>notification_logs</w:t>
-      </w:r>
-      <w:proofErr w:type="spellEnd"/>
-      <w:r>
-        <w:rPr>
-          <w:rFonts w:cs="Arial"/>
-          <w:sz w:val="22"/>
-        </w:rPr>
-        <w:t xml:space="preserve"> persiste los intentos de envío a Telegram con estado </w:t>
-      </w:r>
-      <w:proofErr w:type="spellStart"/>
-      <w:r>
-        <w:rPr>
-          <w:rFonts w:cs="Arial"/>
-          <w:sz w:val="22"/>
-        </w:rPr>
-        <w:t>NOT_CONFIGURED</w:t>
-      </w:r>
-      <w:proofErr w:type="spellEnd"/>
-      <w:r>
-        <w:rPr>
-          <w:rFonts w:cs="Arial"/>
-          <w:sz w:val="22"/>
-        </w:rPr>
-        <w:t xml:space="preserve"> cuando el </w:t>
-      </w:r>
-      <w:proofErr w:type="spellStart"/>
-      <w:r>
-        <w:rPr>
-          <w:rFonts w:cs="Arial"/>
-          <w:sz w:val="22"/>
-        </w:rPr>
-        <w:t>bot</w:t>
-      </w:r>
-      <w:proofErr w:type="spellEnd"/>
-      <w:r>
-        <w:rPr>
-          <w:rFonts w:cs="Arial"/>
-          <w:sz w:val="22"/>
-        </w:rPr>
-        <w:t xml:space="preserve"> no está configurado en el entorno local.</w:t>
+        <w:t>El modelo de datos oficial se compone de 21 tablas en el script schema.sql. Para el alcance MVP documentado en el diagrama ER se consideran 19 entidades principales, incluyendo chat_rooms y chat_messages como entidades MVP implementadas desde Semana 8. Las tablas se organizan en cuatro dominios: Identidad (users, roles por campo role), Estructura académica (levels, cycles, cycle_levels, students, student_profiles, guardian_students, courses, subjects, course_students, course_teachers), Actividad académica (evaluations, grades, attendance, student_annotations) y Comunicación (posts, comments, calendar_events, notification_logs). La tabla students vincula a un usuario del sistema (student_user_id) y a un apoderado (guardian_id), ambas FK hacia users. Los cursos se relacionan con estudiantes y docentes mediante tablas pivot (course_students, course_teachers). Las evaluaciones pertenecen a un curso y a una asignatura; las notas (grades) referencian evaluación y estudiante. La tabla notification_logs persiste los intentos de envío a Telegram con estado NOT_CONFIGURED cuando el bot no está configurado en el entorno local.</w:t>
+      </w:r>
+      <w:proofErr w:type="spellStart"/>
+      <w:r>
+        <w:rPr>
+          <w:rFonts w:cs="Arial"/>
+          <w:sz w:val="22"/>
+        </w:rPr>
+      </w:r>
+      <w:proofErr w:type="spellEnd"/>
+      <w:r>
+        <w:rPr>
+          <w:rFonts w:cs="Arial"/>
+          <w:sz w:val="22"/>
+        </w:rPr>
+      </w:r>
+      <w:proofErr w:type="spellStart"/>
+      <w:r>
+        <w:rPr>
+          <w:rFonts w:cs="Arial"/>
+          <w:sz w:val="22"/>
+        </w:rPr>
+      </w:r>
+      <w:proofErr w:type="spellEnd"/>
+      <w:r>
+        <w:rPr>
+          <w:rFonts w:cs="Arial"/>
+          <w:sz w:val="22"/>
+        </w:rPr>
+      </w:r>
+      <w:proofErr w:type="spellStart"/>
+      <w:r>
+        <w:rPr>
+          <w:rFonts w:cs="Arial"/>
+          <w:sz w:val="22"/>
+        </w:rPr>
+      </w:r>
+      <w:proofErr w:type="spellEnd"/>
+      <w:r>
+        <w:rPr>
+          <w:rFonts w:cs="Arial"/>
+          <w:sz w:val="22"/>
+        </w:rPr>
+      </w:r>
+      <w:r>
+        <w:rPr>
+          <w:rFonts w:cs="Arial"/>
+          <w:sz w:val="22"/>
+        </w:rPr>
+      </w:r>
+      <w:proofErr w:type="spellStart"/>
+      <w:r>
+        <w:rPr>
+          <w:rFonts w:cs="Arial"/>
+          <w:sz w:val="22"/>
+        </w:rPr>
+      </w:r>
+      <w:proofErr w:type="spellEnd"/>
+      <w:r>
+        <w:rPr>
+          <w:rFonts w:cs="Arial"/>
+          <w:sz w:val="22"/>
+        </w:rPr>
+      </w:r>
+      <w:proofErr w:type="spellStart"/>
+      <w:r>
+        <w:rPr>
+          <w:rFonts w:cs="Arial"/>
+          <w:sz w:val="22"/>
+        </w:rPr>
+      </w:r>
+      <w:proofErr w:type="spellEnd"/>
+      <w:r>
+        <w:rPr>
+          <w:rFonts w:cs="Arial"/>
+          <w:sz w:val="22"/>
+        </w:rPr>
+      </w:r>
+      <w:proofErr w:type="spellStart"/>
+      <w:r>
+        <w:rPr>
+          <w:rFonts w:cs="Arial"/>
+          <w:sz w:val="22"/>
+        </w:rPr>
+      </w:r>
+      <w:proofErr w:type="spellEnd"/>
+      <w:r>
+        <w:rPr>
+          <w:rFonts w:cs="Arial"/>
+          <w:sz w:val="22"/>
+        </w:rPr>
+      </w:r>
+      <w:proofErr w:type="spellStart"/>
+      <w:r>
+        <w:rPr>
+          <w:rFonts w:cs="Arial"/>
+          <w:sz w:val="22"/>
+        </w:rPr>
+      </w:r>
+      <w:proofErr w:type="spellEnd"/>
+      <w:r>
+        <w:rPr>
+          <w:rFonts w:cs="Arial"/>
+          <w:sz w:val="22"/>
+        </w:rPr>
+      </w:r>
+      <w:proofErr w:type="spellStart"/>
+      <w:r>
+        <w:rPr>
+          <w:rFonts w:cs="Arial"/>
+          <w:sz w:val="22"/>
+        </w:rPr>
+      </w:r>
+      <w:proofErr w:type="spellEnd"/>
+      <w:r>
+        <w:rPr>
+          <w:rFonts w:cs="Arial"/>
+          <w:sz w:val="22"/>
+        </w:rPr>
+      </w:r>
+      <w:proofErr w:type="spellStart"/>
+      <w:r>
+        <w:rPr>
+          <w:rFonts w:cs="Arial"/>
+          <w:sz w:val="22"/>
+        </w:rPr>
+      </w:r>
+      <w:proofErr w:type="spellEnd"/>
+      <w:r>
+        <w:rPr>
+          <w:rFonts w:cs="Arial"/>
+          <w:sz w:val="22"/>
+        </w:rPr>
+      </w:r>
+      <w:proofErr w:type="spellStart"/>
+      <w:r>
+        <w:rPr>
+          <w:rFonts w:cs="Arial"/>
+          <w:sz w:val="22"/>
+        </w:rPr>
+      </w:r>
+      <w:proofErr w:type="spellEnd"/>
+      <w:r>
+        <w:rPr>
+          <w:rFonts w:cs="Arial"/>
+          <w:sz w:val="22"/>
+        </w:rPr>
+      </w:r>
+      <w:proofErr w:type="spellStart"/>
+      <w:r>
+        <w:rPr>
+          <w:rFonts w:cs="Arial"/>
+          <w:sz w:val="22"/>
+        </w:rPr>
+      </w:r>
+      <w:proofErr w:type="spellEnd"/>
+      <w:r>
+        <w:rPr>
+          <w:rFonts w:cs="Arial"/>
+          <w:sz w:val="22"/>
+        </w:rPr>
+      </w:r>
+      <w:proofErr w:type="spellStart"/>
+      <w:r>
+        <w:rPr>
+          <w:rFonts w:cs="Arial"/>
+          <w:sz w:val="22"/>
+        </w:rPr>
+      </w:r>
+      <w:proofErr w:type="spellEnd"/>
+      <w:r>
+        <w:rPr>
+          <w:rFonts w:cs="Arial"/>
+          <w:sz w:val="22"/>
+        </w:rPr>
+      </w:r>
+      <w:proofErr w:type="spellStart"/>
+      <w:r>
+        <w:rPr>
+          <w:rFonts w:cs="Arial"/>
+          <w:sz w:val="22"/>
+        </w:rPr>
+      </w:r>
+      <w:proofErr w:type="spellEnd"/>
+      <w:r>
+        <w:rPr>
+          <w:rFonts w:cs="Arial"/>
+          <w:sz w:val="22"/>
+        </w:rPr>
+      </w:r>
+      <w:proofErr w:type="spellStart"/>
+      <w:r>
+        <w:rPr>
+          <w:rFonts w:cs="Arial"/>
+          <w:sz w:val="22"/>
+        </w:rPr>
+      </w:r>
+      <w:proofErr w:type="spellEnd"/>
+      <w:r>
+        <w:rPr>
+          <w:rFonts w:cs="Arial"/>
+          <w:sz w:val="22"/>
+        </w:rPr>
+      </w:r>
+      <w:proofErr w:type="spellStart"/>
+      <w:r>
+        <w:rPr>
+          <w:rFonts w:cs="Arial"/>
+          <w:sz w:val="22"/>
+        </w:rPr>
+      </w:r>
+      <w:proofErr w:type="spellEnd"/>
+      <w:r>
+        <w:rPr>
+          <w:rFonts w:cs="Arial"/>
+          <w:sz w:val="22"/>
+        </w:rPr>
+      </w:r>
+      <w:proofErr w:type="spellStart"/>
+      <w:r>
+        <w:rPr>
+          <w:rFonts w:cs="Arial"/>
+          <w:sz w:val="22"/>
+        </w:rPr>
+      </w:r>
+      <w:proofErr w:type="spellEnd"/>
+      <w:r>
+        <w:rPr>
+          <w:rFonts w:cs="Arial"/>
+          <w:sz w:val="22"/>
+        </w:rPr>
+      </w:r>
+      <w:proofErr w:type="spellStart"/>
+      <w:r>
+        <w:rPr>
+          <w:rFonts w:cs="Arial"/>
+          <w:sz w:val="22"/>
+        </w:rPr>
+      </w:r>
+      <w:proofErr w:type="spellEnd"/>
+      <w:r>
+        <w:rPr>
+          <w:rFonts w:cs="Arial"/>
+          <w:sz w:val="22"/>
+        </w:rPr>
+      </w:r>
+      <w:proofErr w:type="spellStart"/>
+      <w:r>
+        <w:rPr>
+          <w:rFonts w:cs="Arial"/>
+          <w:sz w:val="22"/>
+        </w:rPr>
+      </w:r>
+      <w:proofErr w:type="spellEnd"/>
+      <w:r>
+        <w:rPr>
+          <w:rFonts w:cs="Arial"/>
+          <w:sz w:val="22"/>
+        </w:rPr>
+      </w:r>
+      <w:proofErr w:type="spellStart"/>
+      <w:r>
+        <w:rPr>
+          <w:rFonts w:cs="Arial"/>
+          <w:sz w:val="22"/>
+        </w:rPr>
+      </w:r>
+      <w:proofErr w:type="spellEnd"/>
+      <w:r>
+        <w:rPr>
+          <w:rFonts w:cs="Arial"/>
+          <w:sz w:val="22"/>
+        </w:rPr>
+      </w:r>
+      <w:proofErr w:type="spellStart"/>
+      <w:r>
+        <w:rPr>
+          <w:rFonts w:cs="Arial"/>
+          <w:sz w:val="22"/>
+        </w:rPr>
+      </w:r>
+      <w:proofErr w:type="spellEnd"/>
+      <w:r>
+        <w:rPr>
+          <w:rFonts w:cs="Arial"/>
+          <w:sz w:val="22"/>
+        </w:rPr>
+      </w:r>
+      <w:proofErr w:type="spellStart"/>
+      <w:r>
+        <w:rPr>
+          <w:rFonts w:cs="Arial"/>
+          <w:sz w:val="22"/>
+        </w:rPr>
+      </w:r>
+      <w:proofErr w:type="spellEnd"/>
+      <w:r>
+        <w:rPr>
+          <w:rFonts w:cs="Arial"/>
+          <w:sz w:val="22"/>
+        </w:rPr>
+      </w:r>
+      <w:proofErr w:type="spellStart"/>
+      <w:r>
+        <w:rPr>
+          <w:rFonts w:cs="Arial"/>
+          <w:sz w:val="22"/>
+        </w:rPr>
+      </w:r>
+      <w:proofErr w:type="spellEnd"/>
+      <w:r>
+        <w:rPr>
+          <w:rFonts w:cs="Arial"/>
+          <w:sz w:val="22"/>
+        </w:rPr>
+      </w:r>
+      <w:proofErr w:type="spellStart"/>
+      <w:r>
+        <w:rPr>
+          <w:rFonts w:cs="Arial"/>
+          <w:sz w:val="22"/>
+        </w:rPr>
+      </w:r>
+      <w:proofErr w:type="spellEnd"/>
+      <w:r>
+        <w:rPr>
+          <w:rFonts w:cs="Arial"/>
+          <w:sz w:val="22"/>
+        </w:rPr>
+      </w:r>
+      <w:proofErr w:type="spellStart"/>
+      <w:r>
+        <w:rPr>
+          <w:rFonts w:cs="Arial"/>
+          <w:sz w:val="22"/>
+        </w:rPr>
+      </w:r>
+      <w:proofErr w:type="spellEnd"/>
+      <w:r>
+        <w:rPr>
+          <w:rFonts w:cs="Arial"/>
+          <w:sz w:val="22"/>
+        </w:rPr>
+      </w:r>
+      <w:proofErr w:type="spellStart"/>
+      <w:r>
+        <w:rPr>
+          <w:rFonts w:cs="Arial"/>
+          <w:sz w:val="22"/>
+        </w:rPr>
+      </w:r>
+      <w:proofErr w:type="spellEnd"/>
+      <w:r>
+        <w:rPr>
+          <w:rFonts w:cs="Arial"/>
+          <w:sz w:val="22"/>
+        </w:rPr>
+      </w:r>
+      <w:proofErr w:type="spellStart"/>
+      <w:r>
+        <w:rPr>
+          <w:rFonts w:cs="Arial"/>
+          <w:sz w:val="22"/>
+        </w:rPr>
+      </w:r>
+      <w:proofErr w:type="spellEnd"/>
+      <w:r>
+        <w:rPr>
+          <w:rFonts w:cs="Arial"/>
+          <w:sz w:val="22"/>
+        </w:rPr>
+      </w:r>
+      <w:proofErr w:type="spellStart"/>
+      <w:r>
+        <w:rPr>
+          <w:rFonts w:cs="Arial"/>
+          <w:sz w:val="22"/>
+        </w:rPr>
+      </w:r>
+      <w:proofErr w:type="spellEnd"/>
+      <w:r>
+        <w:rPr>
+          <w:rFonts w:cs="Arial"/>
+          <w:sz w:val="22"/>
+        </w:rPr>
+      </w:r>
+      <w:proofErr w:type="spellStart"/>
+      <w:r>
+        <w:rPr>
+          <w:rFonts w:cs="Arial"/>
+          <w:sz w:val="22"/>
+        </w:rPr>
+      </w:r>
+      <w:proofErr w:type="spellEnd"/>
+      <w:r>
+        <w:rPr>
+          <w:rFonts w:cs="Arial"/>
+          <w:sz w:val="22"/>
+        </w:rPr>
+      </w:r>
+      <w:proofErr w:type="spellStart"/>
+      <w:r>
+        <w:rPr>
+          <w:rFonts w:cs="Arial"/>
+          <w:sz w:val="22"/>
+        </w:rPr>
+      </w:r>
+      <w:proofErr w:type="spellEnd"/>
+      <w:r>
+        <w:rPr>
+          <w:rFonts w:cs="Arial"/>
+          <w:sz w:val="22"/>
+        </w:rPr>
+      </w:r>
+      <w:proofErr w:type="spellStart"/>
+      <w:r>
+        <w:rPr>
+          <w:rFonts w:cs="Arial"/>
+          <w:sz w:val="22"/>
+        </w:rPr>
+      </w:r>
+      <w:proofErr w:type="spellEnd"/>
+      <w:r>
+        <w:rPr>
+          <w:rFonts w:cs="Arial"/>
+          <w:sz w:val="22"/>
+        </w:rPr>
+      </w:r>
+      <w:proofErr w:type="spellStart"/>
+      <w:r>
+        <w:rPr>
+          <w:rFonts w:cs="Arial"/>
+          <w:sz w:val="22"/>
+        </w:rPr>
+      </w:r>
+      <w:proofErr w:type="spellEnd"/>
+      <w:r>
+        <w:rPr>
+          <w:rFonts w:cs="Arial"/>
+          <w:sz w:val="22"/>
+        </w:rPr>
+      </w:r>
+      <w:proofErr w:type="spellStart"/>
+      <w:r>
+        <w:rPr>
+          <w:rFonts w:cs="Arial"/>
+          <w:sz w:val="22"/>
+        </w:rPr>
+      </w:r>
+      <w:proofErr w:type="spellEnd"/>
+      <w:r>
+        <w:rPr>
+          <w:rFonts w:cs="Arial"/>
+          <w:sz w:val="22"/>
+        </w:rPr>
+      </w:r>
+      <w:proofErr w:type="spellStart"/>
+      <w:r>
+        <w:rPr>
+          <w:rFonts w:cs="Arial"/>
+          <w:sz w:val="22"/>
+        </w:rPr>
+      </w:r>
+      <w:proofErr w:type="spellEnd"/>
+      <w:r>
+        <w:rPr>
+          <w:rFonts w:cs="Arial"/>
+          <w:sz w:val="22"/>
+        </w:rPr>
       </w:r>
     </w:p>
     <w:p>
@@ -4489,26 +4421,22 @@
         <w:jc w:val="center"/>
       </w:pPr>
       <w:r>
-        <w:rPr>
-          <w:noProof/>
-        </w:rPr>
         <w:drawing>
-          <wp:inline distT="0" distB="0" distL="0" distR="0" wp14:anchorId="580B13DA" wp14:editId="4F1108AA">
-            <wp:extent cx="6158845" cy="3810000"/>
-            <wp:effectExtent l="0" t="0" r="0" b="0"/>
+          <wp:inline xmlns:a="http://schemas.openxmlformats.org/drawingml/2006/main" xmlns:pic="http://schemas.openxmlformats.org/drawingml/2006/picture">
+            <wp:extent cx="5669280" cy="4238042"/>
             <wp:docPr id="1758041991" name="Picture 1758041991"/>
             <wp:cNvGraphicFramePr>
-              <a:graphicFrameLocks xmlns:a="http://schemas.openxmlformats.org/drawingml/2006/main" noChangeAspect="1"/>
+              <a:graphicFrameLocks noChangeAspect="1"/>
             </wp:cNvGraphicFramePr>
-            <a:graphic xmlns:a="http://schemas.openxmlformats.org/drawingml/2006/main">
+            <a:graphic>
               <a:graphicData uri="http://schemas.openxmlformats.org/drawingml/2006/picture">
-                <pic:pic xmlns:pic="http://schemas.openxmlformats.org/drawingml/2006/picture">
+                <pic:pic>
                   <pic:nvPicPr>
-                    <pic:cNvPr id="0" name="image.png"/>
+                    <pic:cNvPr id="0" name="diagrama_er_aulafy.png"/>
                     <pic:cNvPicPr/>
                   </pic:nvPicPr>
                   <pic:blipFill>
-                    <a:blip r:embed="rId20"/>
+                    <a:blip r:embed="rId45"/>
                     <a:stretch>
                       <a:fillRect/>
                     </a:stretch>
@@ -4516,11 +4444,9 @@
                   <pic:spPr>
                     <a:xfrm>
                       <a:off x="0" y="0"/>
-                      <a:ext cx="6158845" cy="3810000"/>
+                      <a:ext cx="5669280" cy="4238042"/>
                     </a:xfrm>
-                    <a:prstGeom prst="rect">
-                      <a:avLst/>
-                    </a:prstGeom>
+                    <a:prstGeom prst="rect"/>
                   </pic:spPr>
                 </pic:pic>
               </a:graphicData>
@@ -4535,32 +4461,20 @@
         <w:jc w:val="center"/>
       </w:pPr>
       <w:r>
-        <w:t>Diagrama 1. Diagrama entidad-relación del modelo de datos de Aulafy. Incluye las tablas del dominio académico y de comunicación; las tablas de chat interno (</w:t>
-      </w:r>
-      <w:proofErr w:type="spellStart"/>
-      <w:r>
-        <w:t>chat_rooms</w:t>
-      </w:r>
-      <w:proofErr w:type="spellEnd"/>
-      <w:r>
-        <w:t xml:space="preserve">, </w:t>
-      </w:r>
-      <w:proofErr w:type="spellStart"/>
-      <w:r>
-        <w:t>chat_messages</w:t>
-      </w:r>
-      <w:proofErr w:type="spellEnd"/>
-      <w:r>
-        <w:t>) se omiten por ser funcionalidad post-</w:t>
-      </w:r>
-      <w:proofErr w:type="spellStart"/>
-      <w:r>
-        <w:t>MVP</w:t>
-      </w:r>
-      <w:proofErr w:type="spellEnd"/>
-      <w:r>
-        <w:t>.</w:t>
-      </w:r>
+        <w:t>Diagrama 1. Diagrama entidad-relación del modelo de datos de Aulafy. Incluye las tablas del dominio académico y de comunicación; las tablas de chat interno (chat_rooms, chat_messages) se incluyen como entidades MVP desde Semana 8.</w:t>
+      </w:r>
+      <w:proofErr w:type="spellStart"/>
+      <w:r/>
+      <w:proofErr w:type="spellEnd"/>
+      <w:r/>
+      <w:proofErr w:type="spellStart"/>
+      <w:r/>
+      <w:proofErr w:type="spellEnd"/>
+      <w:r/>
+      <w:proofErr w:type="spellStart"/>
+      <w:r/>
+      <w:proofErr w:type="spellEnd"/>
+      <w:r/>
     </w:p>
     <w:p>
       <w:pPr>
@@ -4584,39 +4498,35 @@
           <w:rFonts w:cs="Arial"/>
           <w:sz w:val="22"/>
         </w:rPr>
-        <w:t xml:space="preserve">El diagrama representa las entidades principales del alcance </w:t>
-      </w:r>
-      <w:proofErr w:type="spellStart"/>
-      <w:r>
-        <w:rPr>
-          <w:rFonts w:cs="Arial"/>
-          <w:sz w:val="22"/>
-        </w:rPr>
-        <w:t>MVP</w:t>
-      </w:r>
-      <w:proofErr w:type="spellEnd"/>
-      <w:r>
-        <w:rPr>
-          <w:rFonts w:cs="Arial"/>
-          <w:sz w:val="22"/>
-        </w:rPr>
-        <w:t>, sus atributos, claves primarias, claves foráneas y relaciones. Las tablas experimentales de chat interno se consideran funcionalidad post-</w:t>
-      </w:r>
-      <w:proofErr w:type="spellStart"/>
-      <w:r>
-        <w:rPr>
-          <w:rFonts w:cs="Arial"/>
-          <w:sz w:val="22"/>
-        </w:rPr>
-        <w:t>MVP</w:t>
-      </w:r>
-      <w:proofErr w:type="spellEnd"/>
-      <w:r>
-        <w:rPr>
-          <w:rFonts w:cs="Arial"/>
-          <w:sz w:val="22"/>
-        </w:rPr>
-        <w:t xml:space="preserve"> y no forman parte del flujo principal documentado.</w:t>
+        <w:t>El diagrama representa las entidades principales del alcance MVP, sus atributos, claves primarias, claves foráneas y relaciones. Las tablas de chat interno (chat_rooms, chat_messages) forman parte del flujo principal del MVP desde Semana 8: múltiples salas por curso con administración por HEAD_TEACHER y eliminación lógica (active=false).</w:t>
+      </w:r>
+      <w:proofErr w:type="spellStart"/>
+      <w:r>
+        <w:rPr>
+          <w:rFonts w:cs="Arial"/>
+          <w:sz w:val="22"/>
+        </w:rPr>
+      </w:r>
+      <w:proofErr w:type="spellEnd"/>
+      <w:r>
+        <w:rPr>
+          <w:rFonts w:cs="Arial"/>
+          <w:sz w:val="22"/>
+        </w:rPr>
+      </w:r>
+      <w:proofErr w:type="spellStart"/>
+      <w:r>
+        <w:rPr>
+          <w:rFonts w:cs="Arial"/>
+          <w:sz w:val="22"/>
+        </w:rPr>
+      </w:r>
+      <w:proofErr w:type="spellEnd"/>
+      <w:r>
+        <w:rPr>
+          <w:rFonts w:cs="Arial"/>
+          <w:sz w:val="22"/>
+        </w:rPr>
       </w:r>
     </w:p>
     <w:p>
@@ -4649,71 +4559,63 @@
           <w:rFonts w:cs="Arial"/>
           <w:sz w:val="22"/>
         </w:rPr>
-        <w:t xml:space="preserve">El diagrama entidad-relación (ER) de Aulafy representa el modelo de datos del alcance </w:t>
-      </w:r>
-      <w:proofErr w:type="spellStart"/>
-      <w:r>
-        <w:rPr>
-          <w:rFonts w:cs="Arial"/>
-          <w:sz w:val="22"/>
-        </w:rPr>
-        <w:t>MVP</w:t>
-      </w:r>
-      <w:proofErr w:type="spellEnd"/>
-      <w:r>
-        <w:rPr>
-          <w:rFonts w:cs="Arial"/>
-          <w:sz w:val="22"/>
-        </w:rPr>
-        <w:t>. Las tablas experimentales de chat interno (</w:t>
-      </w:r>
-      <w:proofErr w:type="spellStart"/>
-      <w:r>
-        <w:rPr>
-          <w:rFonts w:cs="Arial"/>
-          <w:sz w:val="22"/>
-        </w:rPr>
-        <w:t>chat_rooms</w:t>
-      </w:r>
-      <w:proofErr w:type="spellEnd"/>
-      <w:r>
-        <w:rPr>
-          <w:rFonts w:cs="Arial"/>
-          <w:sz w:val="22"/>
-        </w:rPr>
-        <w:t xml:space="preserve"> y </w:t>
-      </w:r>
-      <w:proofErr w:type="spellStart"/>
-      <w:r>
-        <w:rPr>
-          <w:rFonts w:cs="Arial"/>
-          <w:sz w:val="22"/>
-        </w:rPr>
-        <w:t>chat_messages</w:t>
-      </w:r>
-      <w:proofErr w:type="spellEnd"/>
-      <w:r>
-        <w:rPr>
-          <w:rFonts w:cs="Arial"/>
-          <w:sz w:val="22"/>
-        </w:rPr>
-        <w:t>) existen en el script como base para desarrollo post-</w:t>
-      </w:r>
-      <w:proofErr w:type="spellStart"/>
-      <w:r>
-        <w:rPr>
-          <w:rFonts w:cs="Arial"/>
-          <w:sz w:val="22"/>
-        </w:rPr>
-        <w:t>MVP</w:t>
-      </w:r>
-      <w:proofErr w:type="spellEnd"/>
-      <w:r>
-        <w:rPr>
-          <w:rFonts w:cs="Arial"/>
-          <w:sz w:val="22"/>
-        </w:rPr>
-        <w:t xml:space="preserve"> y no forman parte de la funcionalidad principal entregada.</w:t>
+        <w:t>El diagrama entidad-relación (ER) de Aulafy representa el modelo de datos del alcance MVP. Las tablas de chat interno (chat_rooms y chat_messages) forman parte de la funcionalidad principal entregada desde Semana 8: chat con múltiples salas temáticas por curso, administración exclusiva para HEAD_TEACHER y eliminación lógica con historial preservado.</w:t>
+      </w:r>
+      <w:proofErr w:type="spellStart"/>
+      <w:r>
+        <w:rPr>
+          <w:rFonts w:cs="Arial"/>
+          <w:sz w:val="22"/>
+        </w:rPr>
+      </w:r>
+      <w:proofErr w:type="spellEnd"/>
+      <w:r>
+        <w:rPr>
+          <w:rFonts w:cs="Arial"/>
+          <w:sz w:val="22"/>
+        </w:rPr>
+      </w:r>
+      <w:proofErr w:type="spellStart"/>
+      <w:r>
+        <w:rPr>
+          <w:rFonts w:cs="Arial"/>
+          <w:sz w:val="22"/>
+        </w:rPr>
+      </w:r>
+      <w:proofErr w:type="spellEnd"/>
+      <w:r>
+        <w:rPr>
+          <w:rFonts w:cs="Arial"/>
+          <w:sz w:val="22"/>
+        </w:rPr>
+      </w:r>
+      <w:proofErr w:type="spellStart"/>
+      <w:r>
+        <w:rPr>
+          <w:rFonts w:cs="Arial"/>
+          <w:sz w:val="22"/>
+        </w:rPr>
+      </w:r>
+      <w:proofErr w:type="spellEnd"/>
+      <w:r>
+        <w:rPr>
+          <w:rFonts w:cs="Arial"/>
+          <w:sz w:val="22"/>
+        </w:rPr>
+      </w:r>
+      <w:proofErr w:type="spellStart"/>
+      <w:r>
+        <w:rPr>
+          <w:rFonts w:cs="Arial"/>
+          <w:sz w:val="22"/>
+        </w:rPr>
+      </w:r>
+      <w:proofErr w:type="spellEnd"/>
+      <w:r>
+        <w:rPr>
+          <w:rFonts w:cs="Arial"/>
+          <w:sz w:val="22"/>
+        </w:rPr>
       </w:r>
     </w:p>
     <w:p>
@@ -4731,286 +4633,251 @@
           <w:b/>
           <w:sz w:val="22"/>
         </w:rPr>
-        <w:t>Entidades:</w:t>
-      </w:r>
-      <w:r>
-        <w:rPr>
-          <w:rFonts w:cs="Arial"/>
-          <w:sz w:val="22"/>
-        </w:rPr>
-        <w:t xml:space="preserve"> el diagrama incluye 19 entidades: </w:t>
-      </w:r>
-      <w:proofErr w:type="spellStart"/>
-      <w:r>
-        <w:rPr>
-          <w:rFonts w:cs="Arial"/>
-          <w:sz w:val="22"/>
-        </w:rPr>
-        <w:t>users</w:t>
-      </w:r>
-      <w:proofErr w:type="spellEnd"/>
-      <w:r>
-        <w:rPr>
-          <w:rFonts w:cs="Arial"/>
-          <w:sz w:val="22"/>
-        </w:rPr>
-        <w:t xml:space="preserve">, </w:t>
-      </w:r>
-      <w:proofErr w:type="spellStart"/>
-      <w:r>
-        <w:rPr>
-          <w:rFonts w:cs="Arial"/>
-          <w:sz w:val="22"/>
-        </w:rPr>
-        <w:t>levels</w:t>
-      </w:r>
-      <w:proofErr w:type="spellEnd"/>
-      <w:r>
-        <w:rPr>
-          <w:rFonts w:cs="Arial"/>
-          <w:sz w:val="22"/>
-        </w:rPr>
-        <w:t xml:space="preserve">, </w:t>
-      </w:r>
-      <w:proofErr w:type="spellStart"/>
-      <w:r>
-        <w:rPr>
-          <w:rFonts w:cs="Arial"/>
-          <w:sz w:val="22"/>
-        </w:rPr>
-        <w:t>cycles</w:t>
-      </w:r>
-      <w:proofErr w:type="spellEnd"/>
-      <w:r>
-        <w:rPr>
-          <w:rFonts w:cs="Arial"/>
-          <w:sz w:val="22"/>
-        </w:rPr>
-        <w:t xml:space="preserve">, </w:t>
-      </w:r>
-      <w:proofErr w:type="spellStart"/>
-      <w:r>
-        <w:rPr>
-          <w:rFonts w:cs="Arial"/>
-          <w:sz w:val="22"/>
-        </w:rPr>
-        <w:t>cycle_levels</w:t>
-      </w:r>
-      <w:proofErr w:type="spellEnd"/>
-      <w:r>
-        <w:rPr>
-          <w:rFonts w:cs="Arial"/>
-          <w:sz w:val="22"/>
-        </w:rPr>
-        <w:t xml:space="preserve">, </w:t>
-      </w:r>
-      <w:proofErr w:type="spellStart"/>
-      <w:r>
-        <w:rPr>
-          <w:rFonts w:cs="Arial"/>
-          <w:sz w:val="22"/>
-        </w:rPr>
-        <w:t>students</w:t>
-      </w:r>
-      <w:proofErr w:type="spellEnd"/>
-      <w:r>
-        <w:rPr>
-          <w:rFonts w:cs="Arial"/>
-          <w:sz w:val="22"/>
-        </w:rPr>
-        <w:t xml:space="preserve">, </w:t>
-      </w:r>
-      <w:proofErr w:type="spellStart"/>
-      <w:r>
-        <w:rPr>
-          <w:rFonts w:cs="Arial"/>
-          <w:sz w:val="22"/>
-        </w:rPr>
-        <w:t>courses</w:t>
-      </w:r>
-      <w:proofErr w:type="spellEnd"/>
-      <w:r>
-        <w:rPr>
-          <w:rFonts w:cs="Arial"/>
-          <w:sz w:val="22"/>
-        </w:rPr>
-        <w:t xml:space="preserve">, </w:t>
-      </w:r>
-      <w:proofErr w:type="spellStart"/>
-      <w:r>
-        <w:rPr>
-          <w:rFonts w:cs="Arial"/>
-          <w:sz w:val="22"/>
-        </w:rPr>
-        <w:t>course_students</w:t>
-      </w:r>
-      <w:proofErr w:type="spellEnd"/>
-      <w:r>
-        <w:rPr>
-          <w:rFonts w:cs="Arial"/>
-          <w:sz w:val="22"/>
-        </w:rPr>
-        <w:t xml:space="preserve">, </w:t>
-      </w:r>
-      <w:proofErr w:type="spellStart"/>
-      <w:r>
-        <w:rPr>
-          <w:rFonts w:cs="Arial"/>
-          <w:sz w:val="22"/>
-        </w:rPr>
-        <w:t>course_teachers</w:t>
-      </w:r>
-      <w:proofErr w:type="spellEnd"/>
-      <w:r>
-        <w:rPr>
-          <w:rFonts w:cs="Arial"/>
-          <w:sz w:val="22"/>
-        </w:rPr>
-        <w:t xml:space="preserve">, </w:t>
-      </w:r>
-      <w:proofErr w:type="spellStart"/>
-      <w:r>
-        <w:rPr>
-          <w:rFonts w:cs="Arial"/>
-          <w:sz w:val="22"/>
-        </w:rPr>
-        <w:t>subjects</w:t>
-      </w:r>
-      <w:proofErr w:type="spellEnd"/>
-      <w:r>
-        <w:rPr>
-          <w:rFonts w:cs="Arial"/>
-          <w:sz w:val="22"/>
-        </w:rPr>
-        <w:t xml:space="preserve">, </w:t>
-      </w:r>
-      <w:proofErr w:type="spellStart"/>
-      <w:r>
-        <w:rPr>
-          <w:rFonts w:cs="Arial"/>
-          <w:sz w:val="22"/>
-        </w:rPr>
-        <w:t>student_profiles</w:t>
-      </w:r>
-      <w:proofErr w:type="spellEnd"/>
-      <w:r>
-        <w:rPr>
-          <w:rFonts w:cs="Arial"/>
-          <w:sz w:val="22"/>
-        </w:rPr>
-        <w:t xml:space="preserve">, </w:t>
-      </w:r>
-      <w:proofErr w:type="spellStart"/>
-      <w:r>
-        <w:rPr>
-          <w:rFonts w:cs="Arial"/>
-          <w:sz w:val="22"/>
-        </w:rPr>
-        <w:t>guardian_students</w:t>
-      </w:r>
-      <w:proofErr w:type="spellEnd"/>
-      <w:r>
-        <w:rPr>
-          <w:rFonts w:cs="Arial"/>
-          <w:sz w:val="22"/>
-        </w:rPr>
-        <w:t xml:space="preserve">, posts, </w:t>
-      </w:r>
-      <w:proofErr w:type="spellStart"/>
-      <w:r>
-        <w:rPr>
-          <w:rFonts w:cs="Arial"/>
-          <w:sz w:val="22"/>
-        </w:rPr>
-        <w:t>comments</w:t>
-      </w:r>
-      <w:proofErr w:type="spellEnd"/>
-      <w:r>
-        <w:rPr>
-          <w:rFonts w:cs="Arial"/>
-          <w:sz w:val="22"/>
-        </w:rPr>
-        <w:t xml:space="preserve">, </w:t>
-      </w:r>
-      <w:proofErr w:type="spellStart"/>
-      <w:r>
-        <w:rPr>
-          <w:rFonts w:cs="Arial"/>
-          <w:sz w:val="22"/>
-        </w:rPr>
-        <w:t>calendar_events</w:t>
-      </w:r>
-      <w:proofErr w:type="spellEnd"/>
-      <w:r>
-        <w:rPr>
-          <w:rFonts w:cs="Arial"/>
-          <w:sz w:val="22"/>
-        </w:rPr>
-        <w:t xml:space="preserve">, </w:t>
-      </w:r>
-      <w:proofErr w:type="spellStart"/>
-      <w:r>
-        <w:rPr>
-          <w:rFonts w:cs="Arial"/>
-          <w:sz w:val="22"/>
-        </w:rPr>
-        <w:t>evaluations</w:t>
-      </w:r>
-      <w:proofErr w:type="spellEnd"/>
-      <w:r>
-        <w:rPr>
-          <w:rFonts w:cs="Arial"/>
-          <w:sz w:val="22"/>
-        </w:rPr>
-        <w:t xml:space="preserve">, grades, </w:t>
-      </w:r>
-      <w:proofErr w:type="spellStart"/>
-      <w:r>
-        <w:rPr>
-          <w:rFonts w:cs="Arial"/>
-          <w:sz w:val="22"/>
-        </w:rPr>
-        <w:t>attendance</w:t>
-      </w:r>
-      <w:proofErr w:type="spellEnd"/>
-      <w:r>
-        <w:rPr>
-          <w:rFonts w:cs="Arial"/>
-          <w:sz w:val="22"/>
-        </w:rPr>
-        <w:t xml:space="preserve">, </w:t>
-      </w:r>
-      <w:proofErr w:type="spellStart"/>
-      <w:r>
-        <w:rPr>
-          <w:rFonts w:cs="Arial"/>
-          <w:sz w:val="22"/>
-        </w:rPr>
-        <w:t>student_annotations</w:t>
-      </w:r>
-      <w:proofErr w:type="spellEnd"/>
-      <w:r>
-        <w:rPr>
-          <w:rFonts w:cs="Arial"/>
-          <w:sz w:val="22"/>
-        </w:rPr>
-        <w:t xml:space="preserve"> y </w:t>
-      </w:r>
-      <w:proofErr w:type="spellStart"/>
-      <w:r>
-        <w:rPr>
-          <w:rFonts w:cs="Arial"/>
-          <w:sz w:val="22"/>
-        </w:rPr>
-        <w:t>notification_logs</w:t>
-      </w:r>
-      <w:proofErr w:type="spellEnd"/>
-      <w:r>
-        <w:rPr>
-          <w:rFonts w:cs="Arial"/>
-          <w:sz w:val="22"/>
-        </w:rPr>
-        <w:t>.</w:t>
+        <w:t>Entidades: el diagrama incluye 21 entidades: users, levels, cycles, cycle_levels, students, courses, course_students, course_teachers, subjects, student_profiles, guardian_students, posts, comments, calendar_events, evaluations, grades, attendance, student_annotations, notification_logs, chat_rooms y chat_messages.</w:t>
+      </w:r>
+      <w:r>
+        <w:rPr>
+          <w:rFonts w:cs="Arial"/>
+          <w:sz w:val="22"/>
+        </w:rPr>
+      </w:r>
+      <w:proofErr w:type="spellStart"/>
+      <w:r>
+        <w:rPr>
+          <w:rFonts w:cs="Arial"/>
+          <w:sz w:val="22"/>
+        </w:rPr>
+      </w:r>
+      <w:proofErr w:type="spellEnd"/>
+      <w:r>
+        <w:rPr>
+          <w:rFonts w:cs="Arial"/>
+          <w:sz w:val="22"/>
+        </w:rPr>
+      </w:r>
+      <w:proofErr w:type="spellStart"/>
+      <w:r>
+        <w:rPr>
+          <w:rFonts w:cs="Arial"/>
+          <w:sz w:val="22"/>
+        </w:rPr>
+      </w:r>
+      <w:proofErr w:type="spellEnd"/>
+      <w:r>
+        <w:rPr>
+          <w:rFonts w:cs="Arial"/>
+          <w:sz w:val="22"/>
+        </w:rPr>
+      </w:r>
+      <w:proofErr w:type="spellStart"/>
+      <w:r>
+        <w:rPr>
+          <w:rFonts w:cs="Arial"/>
+          <w:sz w:val="22"/>
+        </w:rPr>
+      </w:r>
+      <w:proofErr w:type="spellEnd"/>
+      <w:r>
+        <w:rPr>
+          <w:rFonts w:cs="Arial"/>
+          <w:sz w:val="22"/>
+        </w:rPr>
+      </w:r>
+      <w:proofErr w:type="spellStart"/>
+      <w:r>
+        <w:rPr>
+          <w:rFonts w:cs="Arial"/>
+          <w:sz w:val="22"/>
+        </w:rPr>
+      </w:r>
+      <w:proofErr w:type="spellEnd"/>
+      <w:r>
+        <w:rPr>
+          <w:rFonts w:cs="Arial"/>
+          <w:sz w:val="22"/>
+        </w:rPr>
+      </w:r>
+      <w:proofErr w:type="spellStart"/>
+      <w:r>
+        <w:rPr>
+          <w:rFonts w:cs="Arial"/>
+          <w:sz w:val="22"/>
+        </w:rPr>
+      </w:r>
+      <w:proofErr w:type="spellEnd"/>
+      <w:r>
+        <w:rPr>
+          <w:rFonts w:cs="Arial"/>
+          <w:sz w:val="22"/>
+        </w:rPr>
+      </w:r>
+      <w:proofErr w:type="spellStart"/>
+      <w:r>
+        <w:rPr>
+          <w:rFonts w:cs="Arial"/>
+          <w:sz w:val="22"/>
+        </w:rPr>
+      </w:r>
+      <w:proofErr w:type="spellEnd"/>
+      <w:r>
+        <w:rPr>
+          <w:rFonts w:cs="Arial"/>
+          <w:sz w:val="22"/>
+        </w:rPr>
+      </w:r>
+      <w:proofErr w:type="spellStart"/>
+      <w:r>
+        <w:rPr>
+          <w:rFonts w:cs="Arial"/>
+          <w:sz w:val="22"/>
+        </w:rPr>
+      </w:r>
+      <w:proofErr w:type="spellEnd"/>
+      <w:r>
+        <w:rPr>
+          <w:rFonts w:cs="Arial"/>
+          <w:sz w:val="22"/>
+        </w:rPr>
+      </w:r>
+      <w:proofErr w:type="spellStart"/>
+      <w:r>
+        <w:rPr>
+          <w:rFonts w:cs="Arial"/>
+          <w:sz w:val="22"/>
+        </w:rPr>
+      </w:r>
+      <w:proofErr w:type="spellEnd"/>
+      <w:r>
+        <w:rPr>
+          <w:rFonts w:cs="Arial"/>
+          <w:sz w:val="22"/>
+        </w:rPr>
+      </w:r>
+      <w:proofErr w:type="spellStart"/>
+      <w:r>
+        <w:rPr>
+          <w:rFonts w:cs="Arial"/>
+          <w:sz w:val="22"/>
+        </w:rPr>
+      </w:r>
+      <w:proofErr w:type="spellEnd"/>
+      <w:r>
+        <w:rPr>
+          <w:rFonts w:cs="Arial"/>
+          <w:sz w:val="22"/>
+        </w:rPr>
+      </w:r>
+      <w:proofErr w:type="spellStart"/>
+      <w:r>
+        <w:rPr>
+          <w:rFonts w:cs="Arial"/>
+          <w:sz w:val="22"/>
+        </w:rPr>
+      </w:r>
+      <w:proofErr w:type="spellEnd"/>
+      <w:r>
+        <w:rPr>
+          <w:rFonts w:cs="Arial"/>
+          <w:sz w:val="22"/>
+        </w:rPr>
+      </w:r>
+      <w:proofErr w:type="spellStart"/>
+      <w:r>
+        <w:rPr>
+          <w:rFonts w:cs="Arial"/>
+          <w:sz w:val="22"/>
+        </w:rPr>
+      </w:r>
+      <w:proofErr w:type="spellEnd"/>
+      <w:r>
+        <w:rPr>
+          <w:rFonts w:cs="Arial"/>
+          <w:sz w:val="22"/>
+        </w:rPr>
+      </w:r>
+      <w:proofErr w:type="spellStart"/>
+      <w:r>
+        <w:rPr>
+          <w:rFonts w:cs="Arial"/>
+          <w:sz w:val="22"/>
+        </w:rPr>
+      </w:r>
+      <w:proofErr w:type="spellEnd"/>
+      <w:r>
+        <w:rPr>
+          <w:rFonts w:cs="Arial"/>
+          <w:sz w:val="22"/>
+        </w:rPr>
+      </w:r>
+      <w:proofErr w:type="spellStart"/>
+      <w:r>
+        <w:rPr>
+          <w:rFonts w:cs="Arial"/>
+          <w:sz w:val="22"/>
+        </w:rPr>
+      </w:r>
+      <w:proofErr w:type="spellEnd"/>
+      <w:r>
+        <w:rPr>
+          <w:rFonts w:cs="Arial"/>
+          <w:sz w:val="22"/>
+        </w:rPr>
+      </w:r>
+      <w:proofErr w:type="spellStart"/>
+      <w:r>
+        <w:rPr>
+          <w:rFonts w:cs="Arial"/>
+          <w:sz w:val="22"/>
+        </w:rPr>
+      </w:r>
+      <w:proofErr w:type="spellEnd"/>
+      <w:r>
+        <w:rPr>
+          <w:rFonts w:cs="Arial"/>
+          <w:sz w:val="22"/>
+        </w:rPr>
+      </w:r>
+      <w:proofErr w:type="spellStart"/>
+      <w:r>
+        <w:rPr>
+          <w:rFonts w:cs="Arial"/>
+          <w:sz w:val="22"/>
+        </w:rPr>
+      </w:r>
+      <w:proofErr w:type="spellEnd"/>
+      <w:r>
+        <w:rPr>
+          <w:rFonts w:cs="Arial"/>
+          <w:sz w:val="22"/>
+        </w:rPr>
+      </w:r>
+      <w:proofErr w:type="spellStart"/>
+      <w:r>
+        <w:rPr>
+          <w:rFonts w:cs="Arial"/>
+          <w:sz w:val="22"/>
+        </w:rPr>
+      </w:r>
+      <w:proofErr w:type="spellEnd"/>
+      <w:r>
+        <w:rPr>
+          <w:rFonts w:cs="Arial"/>
+          <w:sz w:val="22"/>
+        </w:rPr>
+      </w:r>
+      <w:proofErr w:type="spellStart"/>
+      <w:r>
+        <w:rPr>
+          <w:rFonts w:cs="Arial"/>
+          <w:sz w:val="22"/>
+        </w:rPr>
+      </w:r>
+      <w:proofErr w:type="spellEnd"/>
+      <w:r>
+        <w:rPr>
+          <w:rFonts w:cs="Arial"/>
+          <w:sz w:val="22"/>
+        </w:rPr>
       </w:r>
     </w:p>
     <w:p>
@@ -5812,7 +5679,7 @@
         <w:rPr>
           <w:b/>
         </w:rPr>
-        <w:t>Aclaraci?n posterior a retroalimentaci?n docente</w:t>
+        <w:t>Aclaración posterior a retroalimentación docente</w:t>
       </w:r>
     </w:p>
     <w:p>
@@ -5820,13 +5687,12 @@
         <w:rPr>
           <w:b/>
         </w:rPr>
-        <w:t xml:space="preserve">Profesor jefe vs profesor regular: </w:t>
+        <w:t>La corrección propuesta fue implementada: course_teachers incluye la columna role_in_course ENUM(HEAD_TEACHER, SUBJECT_TEACHER, ASSISTANT) desde la migración 20260626_add_role_in_course_to_course_teachers.sql, ya aplicada en el entorno de staging (RDS). HEAD_TEACHER accede al módulo de chat, riesgo académico y anotaciones conductuales; SUBJECT_TEACHER solo accede a su asignatura.</w:t>
       </w:r>
       <w:r>
         <w:rPr>
           <w:b w:val="0"/>
         </w:rPr>
-        <w:t>para el MVP Semana 4 se us? el rol PROFESOR como equivalente funcional al profesor jefe responsable de curso. La responsabilidad se infiere por la asignaci?n en course_teachers y por la vinculaci?n con cursos/asignaturas. No existe todav?a un campo booleano is_head_teacher ni un subtipo de profesor; por tanto, en el dise?o actual todos los profesores asignados a un curso comparten las mismas capacidades dentro de ese curso. Si se requiere distinguir profesor regular y profesor jefe, la correcci?n de modelo propuesta es extender course_teachers con un campo role_in_course o is_head_teacher.</w:t>
       </w:r>
     </w:p>
     <w:p>
@@ -5840,7 +5706,7 @@
         <w:rPr>
           <w:b w:val="0"/>
         </w:rPr>
-        <w:t>se mantiene como perfil institucional derivado de la necesidad de gestionar publicaciones del colegio, cursos, calendario institucional, usuarios acad?micos y reportes. No reemplaza a ADMIN: ADMIN conserva administraci?n global del sistema, mientras COLEGIO representa operaci?n institucional. Si el docente solicita ajustarse estrictamente a los cuatro roles m?nimos, este perfil puede consolidarse como permisos administrativos institucionales.</w:t>
+        <w:t>se mantiene como perfil institucional derivado de la necesidad de gestionar publicaciones del colegio, cursos, calendario institucional, usuarios acad?micos y reportes. No reemplaza a ADMIN: ADMIN conserva administración global del sistema, mientras COLEGIO representa operaci?n institucional. Si el docente solicita ajustarse estrictamente a los cuatro roles m?nimos, este perfil puede consolidarse como permisos administrativos institucionales.</w:t>
       </w:r>
     </w:p>
     <w:p>
@@ -5848,13 +5714,12 @@
         <w:rPr>
           <w:b/>
         </w:rPr>
-        <w:t xml:space="preserve">Superusuario del chat curso: </w:t>
+        <w:t>Implementado en Semana 8: archiveRoom() establece active=false (eliminación lógica con historial preservado). Solo HEAD_TEACHER puede crear y archivar salas mediante assertCanCreateChatRoom() y assertCanArchiveChatRoom(). El campo created_by_id ya identifica al creador de la sala. Los mensajes se conservan para auditoría.</w:t>
       </w:r>
       <w:r>
         <w:rPr>
           <w:b w:val="0"/>
         </w:rPr>
-        <w:t>en esta entrega el chat se documenta como experimental/post-MVP. El script conserva created_by_id para identificar al creador de la sala, pero no implementa permisos granulares de moderaci?n. Para cubrir completamente el concepto de superusuario, la siguiente iteraci?n debe modelar permisos de moderaci?n, por ejemplo con moderator_user_id o una tabla chat_room_members con rol MODERATOR/PARTICIPANT, adem?s de campos como status, closed_at, deleted_by_id o deleted_at para cierre y eliminaci?n controlada de mensajes.</w:t>
       </w:r>
     </w:p>
     <w:p>
@@ -5862,13 +5727,12 @@
         <w:rPr>
           <w:b/>
         </w:rPr>
-        <w:t xml:space="preserve">Acceso del apoderado al chat: </w:t>
+        <w:t>Implementado en Semana 8: el apoderado puede participar en las salas del chat del curso de su estudiante vinculado, sin controles de administración.</w:t>
       </w:r>
       <w:r>
         <w:rPr>
           <w:b w:val="0"/>
         </w:rPr>
-        <w:t>el muro acad?mico no equivale al chat. El muro corresponde a posts/comments, mientras que chat_rooms/chat_messages modelan mensajer?a. Por eso el dashboard del apoderado no muestra chat como flujo principal en los mockups Semana 4. Si el requisito se mantiene dentro del alcance, la correcci?n de dise?o es incorporar una opci?n ?Mensajes/Chat? para APODERADO, visible solo cuando exista una sala iniciada por el profesor responsable del curso o estudiante vinculado.</w:t>
       </w:r>
     </w:p>
     <w:p>
@@ -7300,32 +7164,20 @@
         <w:jc w:val="center"/>
       </w:pPr>
       <w:r>
-        <w:t>Figura 16. Notificaciones externas (</w:t>
-      </w:r>
-      <w:proofErr w:type="spellStart"/>
-      <w:r>
-        <w:t>ADMIN</w:t>
-      </w:r>
-      <w:proofErr w:type="spellEnd"/>
-      <w:r>
-        <w:t xml:space="preserve">). Módulo de envío opcional por Telegram con </w:t>
-      </w:r>
-      <w:proofErr w:type="spellStart"/>
-      <w:r>
-        <w:t>fallback</w:t>
-      </w:r>
-      <w:proofErr w:type="spellEnd"/>
-      <w:r>
-        <w:t xml:space="preserve"> controlado. Estado </w:t>
-      </w:r>
-      <w:proofErr w:type="spellStart"/>
-      <w:r>
-        <w:t>NOT_CONFIGURED</w:t>
-      </w:r>
-      <w:proofErr w:type="spellEnd"/>
-      <w:r>
-        <w:t xml:space="preserve"> indica integración no activada en entorno local.</w:t>
-      </w:r>
+        <w:t>Nota: Las notificaciones externas mediante Telegram son un servicio interno del backend (notification_logs). No constituyen una pantalla de usuario del MVP de Aulafy y no se incluyen en el mapa de navegacion.</w:t>
+      </w:r>
+      <w:proofErr w:type="spellStart"/>
+      <w:r/>
+      <w:proofErr w:type="spellEnd"/>
+      <w:r/>
+      <w:proofErr w:type="spellStart"/>
+      <w:r/>
+      <w:proofErr w:type="spellEnd"/>
+      <w:r/>
+      <w:proofErr w:type="spellStart"/>
+      <w:r/>
+      <w:proofErr w:type="spellEnd"/>
+      <w:r/>
     </w:p>
     <w:p>
       <w:pPr>
@@ -7428,62 +7280,25 @@
     </w:p>
     <w:p>
       <w:pPr>
-        <w:spacing w:after="120"/>
-        <w:jc w:val="both"/>
-        <w:rPr>
-          <w:rFonts w:cs="Arial"/>
-          <w:sz w:val="22"/>
-        </w:rPr>
-      </w:pPr>
-      <w:r>
-        <w:rPr>
-          <w:rFonts w:cs="Arial"/>
-          <w:sz w:val="22"/>
-        </w:rPr>
-        <w:t xml:space="preserve">El mapa de navegación muestra el flujo de la aplicación desde el inicio de sesión hasta cada módulo según el rol del usuario autenticado. Las rutas experimentales (chat interno) se mantienen fuera del flujo principal del </w:t>
-      </w:r>
-      <w:proofErr w:type="spellStart"/>
-      <w:r>
-        <w:rPr>
-          <w:rFonts w:cs="Arial"/>
-          <w:sz w:val="22"/>
-        </w:rPr>
-        <w:t>MVP</w:t>
-      </w:r>
-      <w:proofErr w:type="spellEnd"/>
-      <w:r>
-        <w:rPr>
-          <w:rFonts w:cs="Arial"/>
-          <w:sz w:val="22"/>
-        </w:rPr>
-        <w:t>.</w:t>
-      </w:r>
-    </w:p>
-    <w:p>
-      <w:pPr>
         <w:jc w:val="center"/>
       </w:pPr>
       <w:r>
-        <w:rPr>
-          <w:noProof/>
-        </w:rPr>
         <w:drawing>
-          <wp:inline distT="0" distB="0" distL="0" distR="0" wp14:anchorId="10FD3955" wp14:editId="3EDEDB6B">
-            <wp:extent cx="8229600" cy="3463988"/>
-            <wp:effectExtent l="0" t="0" r="0" b="3175"/>
-            <wp:docPr id="1758041979" name="Picture 1758041979"/>
+          <wp:inline xmlns:a="http://schemas.openxmlformats.org/drawingml/2006/main" xmlns:pic="http://schemas.openxmlformats.org/drawingml/2006/picture">
+            <wp:extent cx="5943600" cy="3482502"/>
+            <wp:docPr id="1758041992" name="Picture 1758041992"/>
             <wp:cNvGraphicFramePr>
-              <a:graphicFrameLocks xmlns:a="http://schemas.openxmlformats.org/drawingml/2006/main" noChangeAspect="1"/>
+              <a:graphicFrameLocks noChangeAspect="1"/>
             </wp:cNvGraphicFramePr>
-            <a:graphic xmlns:a="http://schemas.openxmlformats.org/drawingml/2006/main">
+            <a:graphic>
               <a:graphicData uri="http://schemas.openxmlformats.org/drawingml/2006/picture">
-                <pic:pic xmlns:pic="http://schemas.openxmlformats.org/drawingml/2006/picture">
+                <pic:pic>
                   <pic:nvPicPr>
                     <pic:cNvPr id="0" name="mapa_navegacion_aulafy.png"/>
                     <pic:cNvPicPr/>
                   </pic:nvPicPr>
                   <pic:blipFill>
-                    <a:blip r:embed="rId38"/>
+                    <a:blip r:embed="rId46"/>
                     <a:stretch>
                       <a:fillRect/>
                     </a:stretch>
@@ -7491,11 +7306,9 @@
                   <pic:spPr>
                     <a:xfrm>
                       <a:off x="0" y="0"/>
-                      <a:ext cx="8229600" cy="3463988"/>
+                      <a:ext cx="5943600" cy="3482502"/>
                     </a:xfrm>
-                    <a:prstGeom prst="rect">
-                      <a:avLst/>
-                    </a:prstGeom>
+                    <a:prstGeom prst="rect"/>
                   </pic:spPr>
                 </pic:pic>
               </a:graphicData>
